--- a/fuentes/62650003_CF02_CFA.docx
+++ b/fuentes/62650003_CF02_CFA.docx
@@ -650,10 +650,10 @@
         <w:br w:type="page"/>
       </w:r>
     </w:p>
-    <w:bookmarkStart w:id="0" w:name="_Toc239316380" w:displacedByCustomXml="next"/>
-    <w:bookmarkStart w:id="1" w:name="_Toc239315111" w:displacedByCustomXml="next"/>
-    <w:bookmarkStart w:id="2" w:name="_Toc233403535" w:displacedByCustomXml="next"/>
-    <w:bookmarkStart w:id="3" w:name="_Toc233920855" w:displacedByCustomXml="next"/>
+    <w:bookmarkStart w:id="0" w:name="_Toc233920855" w:displacedByCustomXml="next"/>
+    <w:bookmarkStart w:id="1" w:name="_Toc233403535" w:displacedByCustomXml="next"/>
+    <w:bookmarkStart w:id="2" w:name="_Toc239315111" w:displacedByCustomXml="next"/>
+    <w:bookmarkStart w:id="3" w:name="_Toc239316380" w:displacedByCustomXml="next"/>
     <w:bookmarkStart w:id="4" w:name="_Toc233211084" w:displacedByCustomXml="next"/>
     <w:bookmarkStart w:id="5" w:name="_Toc233199653" w:displacedByCustomXml="next"/>
     <w:sdt>
@@ -2703,7 +2703,7 @@
           <w:noProof/>
         </w:rPr>
         <w:drawing>
-          <wp:inline distT="0" distB="0" distL="0" distR="0" wp14:anchorId="7CCC4F2E" wp14:editId="633A1540">
+          <wp:inline distT="0" distB="0" distL="0" distR="0" wp14:anchorId="7CCC4F2E" wp14:editId="42DCFCE3">
             <wp:extent cx="4680000" cy="2632387"/>
             <wp:effectExtent l="0" t="0" r="6350" b="0"/>
             <wp:docPr id="1898761126" name="Imagen 4">
@@ -2830,7 +2830,13 @@
               <w:t xml:space="preserve">Transcripción del video: </w:t>
             </w:r>
             <w:r>
-              <w:t>Diseño, planificación y ejecución de recorridos geoturísticos</w:t>
+              <w:rPr>
+                <w:bCs/>
+              </w:rPr>
+              <w:t>d</w:t>
+            </w:r>
+            <w:r>
+              <w:t>iseño, planificación y ejecución de recorridos geoturísticos</w:t>
             </w:r>
           </w:p>
         </w:tc>
@@ -12902,6 +12908,11 @@
     </w:p>
     <w:p>
       <w:pPr>
+        <w:pStyle w:val="Prrafodelista"/>
+        <w:numPr>
+          <w:ilvl w:val="0"/>
+          <w:numId w:val="34"/>
+        </w:numPr>
         <w:tabs>
           <w:tab w:val="left" w:pos="851"/>
           <w:tab w:val="left" w:pos="1134"/>
@@ -16597,12 +16608,16 @@
     </w:p>
     <w:p>
       <w:pPr>
-        <w:tabs>
-          <w:tab w:val="left" w:pos="851"/>
-          <w:tab w:val="left" w:pos="1134"/>
-        </w:tabs>
-        <w:spacing w:before="0" w:after="0"/>
-        <w:ind w:firstLine="708"/>
+        <w:pStyle w:val="Prrafodelista"/>
+        <w:numPr>
+          <w:ilvl w:val="0"/>
+          <w:numId w:val="34"/>
+        </w:numPr>
+        <w:tabs>
+          <w:tab w:val="left" w:pos="851"/>
+          <w:tab w:val="left" w:pos="1134"/>
+        </w:tabs>
+        <w:spacing w:before="0" w:after="0"/>
         <w:rPr>
           <w:rFonts w:cs="Calibri"/>
           <w:lang w:eastAsia="es-CO"/>
@@ -16875,7 +16890,21 @@
           <w:rFonts w:cs="Calibri"/>
           <w:lang w:eastAsia="es-CO"/>
         </w:rPr>
-        <w:t>La técnica narrativa permite que el recorrido no sea solo una transmisión de datos, sino una experiencia con sentido. En turismo, una de las técnicas más utilizadas es el storytelling, entendido como el arte de contar historias de forma estratégica y emocional para conectar con los visitantes.</w:t>
+        <w:t xml:space="preserve">La técnica narrativa permite que el recorrido no sea solo una transmisión de datos, sino una experiencia con sentido. En turismo, una de las técnicas más utilizadas es el </w:t>
+      </w:r>
+      <w:r>
+        <w:rPr>
+          <w:rStyle w:val="Extranjerismo"/>
+          <w:lang w:eastAsia="es-CO"/>
+        </w:rPr>
+        <w:t>storytelling</w:t>
+      </w:r>
+      <w:r>
+        <w:rPr>
+          <w:rFonts w:cs="Calibri"/>
+          <w:lang w:eastAsia="es-CO"/>
+        </w:rPr>
+        <w:t>, entendido como el arte de contar historias de forma estratégica y emocional para conectar con los visitantes.</w:t>
       </w:r>
     </w:p>
     <w:p>
@@ -16896,7 +16925,21 @@
           <w:rFonts w:cs="Calibri"/>
           <w:lang w:eastAsia="es-CO"/>
         </w:rPr>
-        <w:t>En la guianza turística, el storytelling ayuda a comunicar el valor cultural, histórico, natural y simbólico de un destino. Cuando el guía cuenta una historia bien construida, el visitante comprende mejor el lugar, lo recuerda con mayor facilidad y establece un vínculo emocional con la experiencia.</w:t>
+        <w:t xml:space="preserve">En la guianza turística, el </w:t>
+      </w:r>
+      <w:r>
+        <w:rPr>
+          <w:rStyle w:val="Extranjerismo"/>
+          <w:lang w:eastAsia="es-CO"/>
+        </w:rPr>
+        <w:t>storytelling</w:t>
+      </w:r>
+      <w:r>
+        <w:rPr>
+          <w:rFonts w:cs="Calibri"/>
+          <w:lang w:eastAsia="es-CO"/>
+        </w:rPr>
+        <w:t xml:space="preserve"> ayuda a comunicar el valor cultural, histórico, natural y simbólico de un destino. Cuando el guía cuenta una historia bien construida, el visitante comprende mejor el lugar, lo recuerda con mayor facilidad y establece un vínculo emocional con la experiencia.</w:t>
       </w:r>
     </w:p>
     <w:p>
@@ -17631,7 +17674,7 @@
           <w:bCs/>
           <w:lang w:eastAsia="es-CO"/>
         </w:rPr>
-        <w:t>Item 1-Mirada</w:t>
+        <w:t>Mirada</w:t>
       </w:r>
     </w:p>
     <w:p>
@@ -17682,7 +17725,7 @@
           <w:bCs/>
           <w:lang w:eastAsia="es-CO"/>
         </w:rPr>
-        <w:t>Item 2-Gestos</w:t>
+        <w:t>Gestos</w:t>
       </w:r>
     </w:p>
     <w:p>
@@ -17733,7 +17776,7 @@
           <w:bCs/>
           <w:lang w:eastAsia="es-CO"/>
         </w:rPr>
-        <w:t>Item 3-Postura</w:t>
+        <w:t>Postura</w:t>
       </w:r>
     </w:p>
     <w:p>
@@ -17800,7 +17843,16 @@
           <w:lang w:eastAsia="es-CO"/>
         </w:rPr>
         <w:lastRenderedPageBreak/>
-        <w:t>Item 4-Expresión facial</w:t>
+        <w:t>E</w:t>
+      </w:r>
+      <w:r>
+        <w:rPr>
+          <w:rFonts w:cs="Calibri"/>
+          <w:b/>
+          <w:bCs/>
+          <w:lang w:eastAsia="es-CO"/>
+        </w:rPr>
+        <w:t>xpresión facial</w:t>
       </w:r>
     </w:p>
     <w:p>
@@ -17851,7 +17903,7 @@
           <w:bCs/>
           <w:lang w:eastAsia="es-CO"/>
         </w:rPr>
-        <w:t>Item 5-Uso del espacio</w:t>
+        <w:t>Uso del espacio</w:t>
       </w:r>
     </w:p>
     <w:p>
@@ -18696,74 +18748,17 @@
     <w:p>
       <w:pPr>
         <w:pStyle w:val="Prrafodelista"/>
-        <w:numPr>
-          <w:ilvl w:val="0"/>
-          <w:numId w:val="23"/>
-        </w:numPr>
-        <w:tabs>
-          <w:tab w:val="left" w:pos="851"/>
-          <w:tab w:val="left" w:pos="1134"/>
-        </w:tabs>
-        <w:spacing w:before="0" w:after="0"/>
-        <w:ind w:left="709"/>
-        <w:rPr>
-          <w:rFonts w:cs="Calibri"/>
-          <w:b/>
-          <w:bCs/>
-          <w:szCs w:val="28"/>
-          <w:lang w:eastAsia="es-CO"/>
-        </w:rPr>
-      </w:pPr>
-      <w:r>
-        <w:rPr>
-          <w:rFonts w:cs="Calibri"/>
-          <w:b/>
-          <w:bCs/>
-          <w:szCs w:val="28"/>
-          <w:lang w:eastAsia="es-CO"/>
-        </w:rPr>
-        <w:t>Metodología No Dejar Rastro</w:t>
-      </w:r>
-    </w:p>
-    <w:p>
-      <w:pPr>
-        <w:tabs>
-          <w:tab w:val="left" w:pos="851"/>
-          <w:tab w:val="left" w:pos="1134"/>
-        </w:tabs>
-        <w:spacing w:before="0" w:after="0"/>
-        <w:rPr>
-          <w:rFonts w:cs="Calibri"/>
-          <w:lang w:eastAsia="es-CO"/>
-        </w:rPr>
-      </w:pPr>
-      <w:r>
-        <w:rPr>
-          <w:rFonts w:cs="Calibri"/>
-          <w:lang w:eastAsia="es-CO"/>
-        </w:rPr>
-        <w:t>La metodología No Dejar Rastro, ofrece orientaciones prácticas para reducir los impactos negativos durante actividades en espacios naturales. Sus principios ayudan a que los visitantes actúen de manera responsable en senderos, áreas protegidas, parques, geoparques y otros entornos al aire libre.</w:t>
-      </w:r>
-    </w:p>
-    <w:p>
-      <w:pPr>
-        <w:tabs>
-          <w:tab w:val="left" w:pos="851"/>
-          <w:tab w:val="left" w:pos="1134"/>
-        </w:tabs>
-        <w:spacing w:before="0" w:after="0"/>
-        <w:rPr>
-          <w:rFonts w:cs="Calibri"/>
-          <w:lang w:eastAsia="es-CO"/>
-        </w:rPr>
-      </w:pPr>
-      <w:r>
-        <w:rPr>
-          <w:rFonts w:cs="Calibri"/>
-          <w:lang w:eastAsia="es-CO"/>
-        </w:rPr>
-        <w:t>Esta metodología es útil para la guianza porque permite convertir la conservación en acciones concretas y fáciles de aplicar durante el recorrido.</w:t>
-      </w:r>
+        <w:tabs>
+          <w:tab w:val="left" w:pos="851"/>
+          <w:tab w:val="left" w:pos="1134"/>
+        </w:tabs>
+        <w:spacing w:before="0" w:after="0"/>
+        <w:ind w:left="1134" w:firstLine="0"/>
+        <w:rPr>
+          <w:rFonts w:cs="Calibri"/>
+          <w:lang w:eastAsia="es-CO"/>
+        </w:rPr>
+      </w:pPr>
     </w:p>
     <w:p>
       <w:pPr>
@@ -18794,6 +18789,118 @@
           <w:szCs w:val="28"/>
           <w:lang w:eastAsia="es-CO"/>
         </w:rPr>
+        <w:t>Metodología No Dejar Rastro</w:t>
+      </w:r>
+    </w:p>
+    <w:p>
+      <w:pPr>
+        <w:tabs>
+          <w:tab w:val="left" w:pos="851"/>
+          <w:tab w:val="left" w:pos="1134"/>
+        </w:tabs>
+        <w:spacing w:before="0" w:after="0"/>
+        <w:rPr>
+          <w:rFonts w:cs="Calibri"/>
+          <w:lang w:eastAsia="es-CO"/>
+        </w:rPr>
+      </w:pPr>
+      <w:r>
+        <w:rPr>
+          <w:rFonts w:cs="Calibri"/>
+          <w:lang w:eastAsia="es-CO"/>
+        </w:rPr>
+        <w:t>La metodología No Dejar Rastro, ofrece orientaciones prácticas para reducir los impactos negativos durante actividades en espacios naturales. Sus principios ayudan a que los visitantes actúen de manera responsable en senderos, áreas protegidas, parques, geoparques y otros entornos al aire libre.</w:t>
+      </w:r>
+    </w:p>
+    <w:p>
+      <w:pPr>
+        <w:tabs>
+          <w:tab w:val="left" w:pos="851"/>
+          <w:tab w:val="left" w:pos="1134"/>
+        </w:tabs>
+        <w:spacing w:before="0" w:after="0"/>
+        <w:rPr>
+          <w:rFonts w:cs="Calibri"/>
+          <w:lang w:eastAsia="es-CO"/>
+        </w:rPr>
+      </w:pPr>
+      <w:r>
+        <w:rPr>
+          <w:rFonts w:cs="Calibri"/>
+          <w:lang w:eastAsia="es-CO"/>
+        </w:rPr>
+        <w:t>Esta metodología es útil para la guianza porque permite convertir la conservación en acciones concretas y fáciles de aplicar durante el recorrido.</w:t>
+      </w:r>
+    </w:p>
+    <w:p>
+      <w:pPr>
+        <w:tabs>
+          <w:tab w:val="left" w:pos="851"/>
+          <w:tab w:val="left" w:pos="1134"/>
+        </w:tabs>
+        <w:spacing w:before="0" w:after="0"/>
+        <w:rPr>
+          <w:rFonts w:cs="Calibri"/>
+          <w:lang w:eastAsia="es-CO"/>
+        </w:rPr>
+      </w:pPr>
+    </w:p>
+    <w:p>
+      <w:pPr>
+        <w:tabs>
+          <w:tab w:val="left" w:pos="851"/>
+          <w:tab w:val="left" w:pos="1134"/>
+        </w:tabs>
+        <w:spacing w:before="0" w:after="0"/>
+        <w:rPr>
+          <w:rFonts w:cs="Calibri"/>
+          <w:lang w:eastAsia="es-CO"/>
+        </w:rPr>
+      </w:pPr>
+    </w:p>
+    <w:p>
+      <w:pPr>
+        <w:tabs>
+          <w:tab w:val="left" w:pos="851"/>
+          <w:tab w:val="left" w:pos="1134"/>
+        </w:tabs>
+        <w:spacing w:before="0" w:after="0"/>
+        <w:rPr>
+          <w:rFonts w:cs="Calibri"/>
+          <w:lang w:eastAsia="es-CO"/>
+        </w:rPr>
+      </w:pPr>
+    </w:p>
+    <w:p>
+      <w:pPr>
+        <w:pStyle w:val="Prrafodelista"/>
+        <w:numPr>
+          <w:ilvl w:val="0"/>
+          <w:numId w:val="23"/>
+        </w:numPr>
+        <w:tabs>
+          <w:tab w:val="left" w:pos="851"/>
+          <w:tab w:val="left" w:pos="1134"/>
+        </w:tabs>
+        <w:spacing w:before="0" w:after="0"/>
+        <w:ind w:left="709"/>
+        <w:rPr>
+          <w:rFonts w:cs="Calibri"/>
+          <w:b/>
+          <w:bCs/>
+          <w:szCs w:val="28"/>
+          <w:lang w:eastAsia="es-CO"/>
+        </w:rPr>
+      </w:pPr>
+      <w:r>
+        <w:rPr>
+          <w:rFonts w:cs="Calibri"/>
+          <w:b/>
+          <w:bCs/>
+          <w:szCs w:val="28"/>
+          <w:lang w:eastAsia="es-CO"/>
+        </w:rPr>
+        <w:lastRenderedPageBreak/>
         <w:t>7 principios de No Dejar Rastro</w:t>
       </w:r>
     </w:p>
@@ -18829,84 +18936,25 @@
     <w:p>
       <w:pPr>
         <w:pStyle w:val="Prrafodelista"/>
-        <w:numPr>
-          <w:ilvl w:val="0"/>
-          <w:numId w:val="29"/>
-        </w:numPr>
-        <w:tabs>
-          <w:tab w:val="left" w:pos="851"/>
-          <w:tab w:val="left" w:pos="1134"/>
-        </w:tabs>
-        <w:spacing w:before="0" w:after="0"/>
-        <w:rPr>
-          <w:rFonts w:cs="Calibri"/>
-          <w:lang w:eastAsia="es-CO"/>
-        </w:rPr>
-      </w:pPr>
-      <w:r>
-        <w:rPr>
-          <w:rFonts w:cs="Calibri"/>
-          <w:lang w:eastAsia="es-CO"/>
-        </w:rPr>
-        <w:t xml:space="preserve">Antes de iniciar el recorrido, se deben revisar condiciones del lugar, clima, duración, dificultad, normas del área y necesidades del grupo. Una mala </w:t>
-      </w:r>
-      <w:r>
-        <w:rPr>
-          <w:rFonts w:cs="Calibri"/>
-          <w:lang w:eastAsia="es-CO"/>
-        </w:rPr>
-        <w:lastRenderedPageBreak/>
-        <w:t>preparación puede generar improvisación, riesgos o impactos innecesarios.</w:t>
-      </w:r>
-    </w:p>
-    <w:p>
-      <w:pPr>
-        <w:pStyle w:val="Prrafodelista"/>
-        <w:numPr>
-          <w:ilvl w:val="0"/>
-          <w:numId w:val="29"/>
-        </w:numPr>
-        <w:tabs>
-          <w:tab w:val="left" w:pos="851"/>
-          <w:tab w:val="left" w:pos="1134"/>
-        </w:tabs>
-        <w:spacing w:before="0" w:after="0"/>
-        <w:rPr>
-          <w:rFonts w:cs="Calibri"/>
-          <w:lang w:eastAsia="es-CO"/>
-        </w:rPr>
-      </w:pPr>
-      <w:r>
-        <w:rPr>
-          <w:rFonts w:cs="Calibri"/>
-          <w:lang w:eastAsia="es-CO"/>
-        </w:rPr>
-        <w:t>Viaje y acampe en superficies resistentes</w:t>
-      </w:r>
-    </w:p>
-    <w:p>
-      <w:pPr>
-        <w:pStyle w:val="Prrafodelista"/>
-        <w:numPr>
-          <w:ilvl w:val="0"/>
-          <w:numId w:val="29"/>
-        </w:numPr>
-        <w:tabs>
-          <w:tab w:val="left" w:pos="851"/>
-          <w:tab w:val="left" w:pos="1134"/>
-        </w:tabs>
-        <w:spacing w:before="0" w:after="0"/>
-        <w:rPr>
-          <w:rFonts w:cs="Calibri"/>
-          <w:lang w:eastAsia="es-CO"/>
-        </w:rPr>
-      </w:pPr>
-      <w:r>
-        <w:rPr>
-          <w:rFonts w:cs="Calibri"/>
-          <w:lang w:eastAsia="es-CO"/>
-        </w:rPr>
-        <w:t>El desplazamiento debe realizarse por senderos, caminos autorizados o zonas definidas. Salirse de la ruta puede afectar vegetación, suelos frágiles o áreas sensibles.</w:t>
+        <w:tabs>
+          <w:tab w:val="left" w:pos="851"/>
+          <w:tab w:val="left" w:pos="1134"/>
+        </w:tabs>
+        <w:spacing w:before="0" w:after="0"/>
+        <w:ind w:left="1068" w:firstLine="0"/>
+        <w:rPr>
+          <w:rFonts w:cs="Calibri"/>
+          <w:b/>
+          <w:bCs/>
+          <w:lang w:eastAsia="es-CO"/>
+        </w:rPr>
+      </w:pPr>
+      <w:r>
+        <w:rPr>
+          <w:rFonts w:cs="Calibri"/>
+          <w:lang w:eastAsia="es-CO"/>
+        </w:rPr>
+        <w:t>Antes de iniciar el recorrido, se deben revisar condiciones del lugar, clima, duración, dificultad, normas del área y necesidades del grupo. Una mala preparación puede generar improvisación, riesgos o impactos innecesarios.</w:t>
       </w:r>
     </w:p>
     <w:p>
@@ -18935,28 +18983,28 @@
           <w:bCs/>
           <w:lang w:eastAsia="es-CO"/>
         </w:rPr>
-        <w:t>Disponga adecuadamente los residuos</w:t>
-      </w:r>
-    </w:p>
-    <w:p>
-      <w:pPr>
-        <w:tabs>
-          <w:tab w:val="left" w:pos="851"/>
-          <w:tab w:val="left" w:pos="1134"/>
-        </w:tabs>
-        <w:spacing w:before="0" w:after="0"/>
-        <w:ind w:left="1068" w:firstLine="0"/>
-        <w:rPr>
-          <w:rFonts w:cs="Calibri"/>
-          <w:lang w:eastAsia="es-CO"/>
-        </w:rPr>
-      </w:pPr>
-      <w:r>
-        <w:rPr>
-          <w:rFonts w:cs="Calibri"/>
-          <w:lang w:eastAsia="es-CO"/>
-        </w:rPr>
-        <w:t>Todo residuo generado durante la experiencia debe recogerse y llevarse hasta un lugar adecuado. Dejar basura afecta el paisaje, la fauna, el suelo y la experiencia de otros visitantes.</w:t>
+        <w:t>Viaje y acampe en superficies resistentes</w:t>
+      </w:r>
+    </w:p>
+    <w:p>
+      <w:pPr>
+        <w:tabs>
+          <w:tab w:val="left" w:pos="851"/>
+          <w:tab w:val="left" w:pos="1134"/>
+        </w:tabs>
+        <w:spacing w:before="0" w:after="0"/>
+        <w:ind w:left="1134" w:firstLine="0"/>
+        <w:rPr>
+          <w:rFonts w:cs="Calibri"/>
+          <w:lang w:eastAsia="es-CO"/>
+        </w:rPr>
+      </w:pPr>
+      <w:r>
+        <w:rPr>
+          <w:rFonts w:cs="Calibri"/>
+          <w:lang w:eastAsia="es-CO"/>
+        </w:rPr>
+        <w:t>El desplazamiento debe realizarse por senderos, caminos autorizados o zonas definidas. Salirse de la ruta puede afectar vegetación, suelos frágiles o áreas sensibles.</w:t>
       </w:r>
     </w:p>
     <w:p>
@@ -18985,7 +19033,7 @@
           <w:bCs/>
           <w:lang w:eastAsia="es-CO"/>
         </w:rPr>
-        <w:t>Respete lo que encuentre</w:t>
+        <w:t>Disponga adecuadamente los residuos</w:t>
       </w:r>
     </w:p>
     <w:p>
@@ -19006,7 +19054,7 @@
           <w:rFonts w:cs="Calibri"/>
           <w:lang w:eastAsia="es-CO"/>
         </w:rPr>
-        <w:t>No se deben extraer rocas, fósiles, plantas, piezas arqueológicas ni elementos naturales o culturales. Estos recursos hacen parte del patrimonio del territorio.</w:t>
+        <w:t>Todo residuo generado durante la experiencia debe recogerse y llevarse hasta un lugar adecuado. Dejar basura afecta el paisaje, la fauna, el suelo y la experiencia de otros visitantes.</w:t>
       </w:r>
     </w:p>
     <w:p>
@@ -19035,32 +19083,28 @@
           <w:bCs/>
           <w:lang w:eastAsia="es-CO"/>
         </w:rPr>
-        <w:t>Minimice el impacto de fogatas</w:t>
-      </w:r>
-    </w:p>
-    <w:p>
-      <w:pPr>
-        <w:pStyle w:val="Prrafodelista"/>
-        <w:numPr>
-          <w:ilvl w:val="0"/>
-          <w:numId w:val="26"/>
-        </w:numPr>
-        <w:tabs>
-          <w:tab w:val="left" w:pos="851"/>
-          <w:tab w:val="left" w:pos="1134"/>
-        </w:tabs>
-        <w:spacing w:before="0" w:after="0"/>
-        <w:rPr>
-          <w:rFonts w:cs="Calibri"/>
-          <w:lang w:eastAsia="es-CO"/>
-        </w:rPr>
-      </w:pPr>
-      <w:r>
-        <w:rPr>
-          <w:rFonts w:cs="Calibri"/>
-          <w:lang w:eastAsia="es-CO"/>
-        </w:rPr>
-        <w:t>Cuando las fogatas no son permitidas o no son necesarias, deben evitarse. El uso inadecuado del fuego puede generar incendios, pérdida de cobertura vegetal o deterioro del suelo.</w:t>
+        <w:t>Respete lo que encuentre</w:t>
+      </w:r>
+    </w:p>
+    <w:p>
+      <w:pPr>
+        <w:tabs>
+          <w:tab w:val="left" w:pos="851"/>
+          <w:tab w:val="left" w:pos="1134"/>
+        </w:tabs>
+        <w:spacing w:before="0" w:after="0"/>
+        <w:ind w:left="1068" w:firstLine="0"/>
+        <w:rPr>
+          <w:rFonts w:cs="Calibri"/>
+          <w:lang w:eastAsia="es-CO"/>
+        </w:rPr>
+      </w:pPr>
+      <w:r>
+        <w:rPr>
+          <w:rFonts w:cs="Calibri"/>
+          <w:lang w:eastAsia="es-CO"/>
+        </w:rPr>
+        <w:t>No se deben extraer rocas, fósiles, plantas, piezas arqueológicas ni elementos naturales o culturales. Estos recursos hacen parte del patrimonio del territorio.</w:t>
       </w:r>
     </w:p>
     <w:p>
@@ -19089,72 +19133,29 @@
           <w:bCs/>
           <w:lang w:eastAsia="es-CO"/>
         </w:rPr>
-        <w:t>Respete la vida silvestre</w:t>
-      </w:r>
-    </w:p>
-    <w:p>
-      <w:pPr>
-        <w:pStyle w:val="Prrafodelista"/>
-        <w:numPr>
-          <w:ilvl w:val="0"/>
-          <w:numId w:val="26"/>
-        </w:numPr>
-        <w:tabs>
-          <w:tab w:val="left" w:pos="851"/>
-          <w:tab w:val="left" w:pos="1134"/>
-        </w:tabs>
-        <w:spacing w:before="0" w:after="0"/>
-        <w:rPr>
-          <w:rFonts w:cs="Calibri"/>
-          <w:lang w:eastAsia="es-CO"/>
-        </w:rPr>
-      </w:pPr>
-      <w:r>
-        <w:rPr>
-          <w:rFonts w:cs="Calibri"/>
-          <w:lang w:eastAsia="es-CO"/>
-        </w:rPr>
-        <w:t>Los animales deben observarse a distancia, sin alimentarlos, perseguirlos o alterar su comportamiento. La presencia humana debe generar el menor impacto posible.</w:t>
-      </w:r>
-    </w:p>
-    <w:p>
-      <w:pPr>
-        <w:tabs>
-          <w:tab w:val="left" w:pos="851"/>
-          <w:tab w:val="left" w:pos="1134"/>
-        </w:tabs>
-        <w:spacing w:before="0" w:after="0"/>
-        <w:rPr>
-          <w:rFonts w:cs="Calibri"/>
-          <w:lang w:eastAsia="es-CO"/>
-        </w:rPr>
-      </w:pPr>
-    </w:p>
-    <w:p>
-      <w:pPr>
-        <w:tabs>
-          <w:tab w:val="left" w:pos="851"/>
-          <w:tab w:val="left" w:pos="1134"/>
-        </w:tabs>
-        <w:spacing w:before="0" w:after="0"/>
-        <w:rPr>
-          <w:rFonts w:cs="Calibri"/>
-          <w:lang w:eastAsia="es-CO"/>
-        </w:rPr>
-      </w:pPr>
-    </w:p>
-    <w:p>
-      <w:pPr>
-        <w:tabs>
-          <w:tab w:val="left" w:pos="851"/>
-          <w:tab w:val="left" w:pos="1134"/>
-        </w:tabs>
-        <w:spacing w:before="0" w:after="0"/>
-        <w:rPr>
-          <w:rFonts w:cs="Calibri"/>
-          <w:lang w:eastAsia="es-CO"/>
-        </w:rPr>
-      </w:pPr>
+        <w:t>Minimice el impacto de fogatas</w:t>
+      </w:r>
+    </w:p>
+    <w:p>
+      <w:pPr>
+        <w:tabs>
+          <w:tab w:val="left" w:pos="851"/>
+          <w:tab w:val="left" w:pos="1134"/>
+        </w:tabs>
+        <w:spacing w:before="0" w:after="0"/>
+        <w:ind w:left="1068" w:firstLine="0"/>
+        <w:rPr>
+          <w:rFonts w:cs="Calibri"/>
+          <w:lang w:eastAsia="es-CO"/>
+        </w:rPr>
+      </w:pPr>
+      <w:r>
+        <w:rPr>
+          <w:rFonts w:cs="Calibri"/>
+          <w:lang w:eastAsia="es-CO"/>
+        </w:rPr>
+        <w:t>Cuando las fogatas no son permitidas o no son necesarias, deben evitarse. El uso inadecuado del fuego puede generar incendios, pérdida de cobertura vegetal o deterioro del suelo.</w:t>
+      </w:r>
     </w:p>
     <w:p>
       <w:pPr>
@@ -19182,8 +19183,28 @@
           <w:bCs/>
           <w:lang w:eastAsia="es-CO"/>
         </w:rPr>
-        <w:lastRenderedPageBreak/>
-        <w:t>Sea considerado con otros visitantes y comunidades</w:t>
+        <w:t>Respete la vida silvestre</w:t>
+      </w:r>
+    </w:p>
+    <w:p>
+      <w:pPr>
+        <w:tabs>
+          <w:tab w:val="left" w:pos="851"/>
+          <w:tab w:val="left" w:pos="1134"/>
+        </w:tabs>
+        <w:spacing w:before="0" w:after="0"/>
+        <w:ind w:left="1068" w:firstLine="0"/>
+        <w:rPr>
+          <w:rFonts w:cs="Calibri"/>
+          <w:lang w:eastAsia="es-CO"/>
+        </w:rPr>
+      </w:pPr>
+      <w:r>
+        <w:rPr>
+          <w:rFonts w:cs="Calibri"/>
+          <w:lang w:eastAsia="es-CO"/>
+        </w:rPr>
+        <w:t>Los animales deben observarse a distancia, sin alimentarlos, perseguirlos o alterar su comportamiento. La presencia humana debe generar el menor impacto posible.</w:t>
       </w:r>
     </w:p>
     <w:p>
@@ -19191,13 +19212,39 @@
         <w:pStyle w:val="Prrafodelista"/>
         <w:numPr>
           <w:ilvl w:val="0"/>
-          <w:numId w:val="26"/>
+          <w:numId w:val="25"/>
         </w:numPr>
         <w:tabs>
           <w:tab w:val="left" w:pos="851"/>
           <w:tab w:val="left" w:pos="1134"/>
         </w:tabs>
         <w:spacing w:before="0" w:after="0"/>
+        <w:rPr>
+          <w:rFonts w:cs="Calibri"/>
+          <w:b/>
+          <w:bCs/>
+          <w:lang w:eastAsia="es-CO"/>
+        </w:rPr>
+      </w:pPr>
+      <w:r>
+        <w:rPr>
+          <w:rFonts w:cs="Calibri"/>
+          <w:b/>
+          <w:bCs/>
+          <w:lang w:eastAsia="es-CO"/>
+        </w:rPr>
+        <w:lastRenderedPageBreak/>
+        <w:t>Sea considerado con otros visitantes y comunidades</w:t>
+      </w:r>
+    </w:p>
+    <w:p>
+      <w:pPr>
+        <w:tabs>
+          <w:tab w:val="left" w:pos="851"/>
+          <w:tab w:val="left" w:pos="1134"/>
+        </w:tabs>
+        <w:spacing w:before="0" w:after="0"/>
+        <w:ind w:left="1068" w:firstLine="0"/>
         <w:rPr>
           <w:rFonts w:cs="Calibri"/>
           <w:lang w:eastAsia="es-CO"/>
@@ -25942,7 +25989,7 @@
   <w:abstractNum w:abstractNumId="16" w15:restartNumberingAfterBreak="0">
     <w:nsid w:val="26C46700"/>
     <w:multiLevelType w:val="hybridMultilevel"/>
-    <w:tmpl w:val="0FF47FE0"/>
+    <w:tmpl w:val="438CB4B6"/>
     <w:lvl w:ilvl="0" w:tplc="2DDE1320">
       <w:start w:val="1"/>
       <w:numFmt w:val="bullet"/>
@@ -28570,17 +28617,17 @@
   <w:abstractNum w:abstractNumId="40" w15:restartNumberingAfterBreak="0">
     <w:nsid w:val="5DF7090E"/>
     <w:multiLevelType w:val="hybridMultilevel"/>
-    <w:tmpl w:val="1250EC42"/>
-    <w:lvl w:ilvl="0" w:tplc="240A0003">
-      <w:start w:val="1"/>
-      <w:numFmt w:val="bullet"/>
-      <w:lvlText w:val="o"/>
+    <w:tmpl w:val="047683DA"/>
+    <w:lvl w:ilvl="0" w:tplc="240A0017">
+      <w:start w:val="1"/>
+      <w:numFmt w:val="lowerLetter"/>
+      <w:lvlText w:val="%1)"/>
       <w:lvlJc w:val="left"/>
       <w:pPr>
         <w:ind w:left="1068" w:hanging="360"/>
       </w:pPr>
       <w:rPr>
-        <w:rFonts w:ascii="Courier New" w:hAnsi="Courier New" w:cs="Courier New" w:hint="default"/>
+        <w:rFonts w:hint="default"/>
       </w:rPr>
     </w:lvl>
     <w:lvl w:ilvl="1" w:tplc="240A0003" w:tentative="1">
@@ -29111,7 +29158,7 @@
   <w:abstractNum w:abstractNumId="45" w15:restartNumberingAfterBreak="0">
     <w:nsid w:val="6E1C09F6"/>
     <w:multiLevelType w:val="hybridMultilevel"/>
-    <w:tmpl w:val="B3C08472"/>
+    <w:tmpl w:val="6DD86682"/>
     <w:lvl w:ilvl="0" w:tplc="2DDE1320">
       <w:start w:val="1"/>
       <w:numFmt w:val="bullet"/>
@@ -31701,6 +31748,17 @@
 </file>
 
 <file path=customXml/item1.xml><?xml version="1.0" encoding="utf-8"?>
+<p:properties xmlns:p="http://schemas.microsoft.com/office/2006/metadata/properties" xmlns:xsi="http://www.w3.org/2001/XMLSchema-instance" xmlns:pc="http://schemas.microsoft.com/office/infopath/2007/PartnerControls">
+  <documentManagement>
+    <TaxCatchAll xmlns="13c90a0b-73bc-4dc0-be5f-28d77b615beb" xsi:nil="true"/>
+    <lcf76f155ced4ddcb4097134ff3c332f xmlns="13c93bba-48ce-428c-bfe5-88b42c19b028">
+      <Terms xmlns="http://schemas.microsoft.com/office/infopath/2007/PartnerControls"/>
+    </lcf76f155ced4ddcb4097134ff3c332f>
+  </documentManagement>
+</p:properties>
+</file>
+
+<file path=customXml/item2.xml><?xml version="1.0" encoding="utf-8"?>
 <ct:contentTypeSchema xmlns:ct="http://schemas.microsoft.com/office/2006/metadata/contentType" xmlns:ma="http://schemas.microsoft.com/office/2006/metadata/properties/metaAttributes" ct:_="" ma:_="" ma:contentTypeName="Documento" ma:contentTypeID="0x0101006A81D6BD42E8DF4C91013959704817E1" ma:contentTypeVersion="15" ma:contentTypeDescription="Crear nuevo documento." ma:contentTypeScope="" ma:versionID="bf4f72ffd194f0963ff564daca6869f7">
   <xsd:schema xmlns:xsd="http://www.w3.org/2001/XMLSchema" xmlns:xs="http://www.w3.org/2001/XMLSchema" xmlns:p="http://schemas.microsoft.com/office/2006/metadata/properties" xmlns:ns2="13c90a0b-73bc-4dc0-be5f-28d77b615beb" xmlns:ns3="13c93bba-48ce-428c-bfe5-88b42c19b028" targetNamespace="http://schemas.microsoft.com/office/2006/metadata/properties" ma:root="true" ma:fieldsID="8718d6f4873a5b1392a45044efa78385" ns2:_="" ns3:_="">
     <xsd:import namespace="13c90a0b-73bc-4dc0-be5f-28d77b615beb"/>
@@ -31935,22 +31993,7 @@
 </ct:contentTypeSchema>
 </file>
 
-<file path=customXml/item2.xml><?xml version="1.0" encoding="utf-8"?>
-<p:properties xmlns:p="http://schemas.microsoft.com/office/2006/metadata/properties" xmlns:xsi="http://www.w3.org/2001/XMLSchema-instance" xmlns:pc="http://schemas.microsoft.com/office/infopath/2007/PartnerControls">
-  <documentManagement>
-    <TaxCatchAll xmlns="13c90a0b-73bc-4dc0-be5f-28d77b615beb" xsi:nil="true"/>
-    <lcf76f155ced4ddcb4097134ff3c332f xmlns="13c93bba-48ce-428c-bfe5-88b42c19b028">
-      <Terms xmlns="http://schemas.microsoft.com/office/infopath/2007/PartnerControls"/>
-    </lcf76f155ced4ddcb4097134ff3c332f>
-  </documentManagement>
-</p:properties>
-</file>
-
 <file path=customXml/item3.xml><?xml version="1.0" encoding="utf-8"?>
-<b:Sources xmlns:b="http://schemas.openxmlformats.org/officeDocument/2006/bibliography" xmlns="http://schemas.openxmlformats.org/officeDocument/2006/bibliography" SelectedStyle="\APASixthEditionOfficeOnline.xsl" StyleName="APA" Version="6"/>
-</file>
-
-<file path=customXml/item4.xml><?xml version="1.0" encoding="utf-8"?>
 <?mso-contentType ?>
 <FormTemplates xmlns="http://schemas.microsoft.com/sharepoint/v3/contenttype/forms">
   <Display>DocumentLibraryForm</Display>
@@ -31959,7 +32002,22 @@
 </FormTemplates>
 </file>
 
+<file path=customXml/item4.xml><?xml version="1.0" encoding="utf-8"?>
+<b:Sources xmlns:b="http://schemas.openxmlformats.org/officeDocument/2006/bibliography" xmlns="http://schemas.openxmlformats.org/officeDocument/2006/bibliography" SelectedStyle="\APASixthEditionOfficeOnline.xsl" StyleName="APA" Version="6"/>
+</file>
+
 <file path=customXml/itemProps1.xml><?xml version="1.0" encoding="utf-8"?>
+<ds:datastoreItem xmlns:ds="http://schemas.openxmlformats.org/officeDocument/2006/customXml" ds:itemID="{CEECB56F-E1D8-45BF-A0A3-B5258E7263D4}">
+  <ds:schemaRefs>
+    <ds:schemaRef ds:uri="http://schemas.microsoft.com/office/2006/metadata/properties"/>
+    <ds:schemaRef ds:uri="http://schemas.microsoft.com/office/infopath/2007/PartnerControls"/>
+    <ds:schemaRef ds:uri="13c90a0b-73bc-4dc0-be5f-28d77b615beb"/>
+    <ds:schemaRef ds:uri="13c93bba-48ce-428c-bfe5-88b42c19b028"/>
+  </ds:schemaRefs>
+</ds:datastoreItem>
+</file>
+
+<file path=customXml/itemProps2.xml><?xml version="1.0" encoding="utf-8"?>
 <ds:datastoreItem xmlns:ds="http://schemas.openxmlformats.org/officeDocument/2006/customXml" ds:itemID="{4B3C6E78-634C-4AE7-B2E1-4D68F5BA9D52}">
   <ds:schemaRefs>
     <ds:schemaRef ds:uri="http://schemas.microsoft.com/office/2006/metadata/contentType"/>
@@ -31978,29 +32036,18 @@
 </ds:datastoreItem>
 </file>
 
-<file path=customXml/itemProps2.xml><?xml version="1.0" encoding="utf-8"?>
-<ds:datastoreItem xmlns:ds="http://schemas.openxmlformats.org/officeDocument/2006/customXml" ds:itemID="{CEECB56F-E1D8-45BF-A0A3-B5258E7263D4}">
+<file path=customXml/itemProps3.xml><?xml version="1.0" encoding="utf-8"?>
+<ds:datastoreItem xmlns:ds="http://schemas.openxmlformats.org/officeDocument/2006/customXml" ds:itemID="{91756AAB-0645-4FFC-990B-34BB6096B23B}">
   <ds:schemaRefs>
-    <ds:schemaRef ds:uri="http://schemas.microsoft.com/office/2006/metadata/properties"/>
-    <ds:schemaRef ds:uri="http://schemas.microsoft.com/office/infopath/2007/PartnerControls"/>
-    <ds:schemaRef ds:uri="13c90a0b-73bc-4dc0-be5f-28d77b615beb"/>
-    <ds:schemaRef ds:uri="13c93bba-48ce-428c-bfe5-88b42c19b028"/>
+    <ds:schemaRef ds:uri="http://schemas.microsoft.com/sharepoint/v3/contenttype/forms"/>
   </ds:schemaRefs>
 </ds:datastoreItem>
 </file>
 
-<file path=customXml/itemProps3.xml><?xml version="1.0" encoding="utf-8"?>
+<file path=customXml/itemProps4.xml><?xml version="1.0" encoding="utf-8"?>
 <ds:datastoreItem xmlns:ds="http://schemas.openxmlformats.org/officeDocument/2006/customXml" ds:itemID="{1AF2C25B-FB23-49D7-861B-D97474F002D2}">
   <ds:schemaRefs>
     <ds:schemaRef ds:uri="http://schemas.openxmlformats.org/officeDocument/2006/bibliography"/>
   </ds:schemaRefs>
 </ds:datastoreItem>
-</file>
-
-<file path=customXml/itemProps4.xml><?xml version="1.0" encoding="utf-8"?>
-<ds:datastoreItem xmlns:ds="http://schemas.openxmlformats.org/officeDocument/2006/customXml" ds:itemID="{91756AAB-0645-4FFC-990B-34BB6096B23B}">
-  <ds:schemaRefs>
-    <ds:schemaRef ds:uri="http://schemas.microsoft.com/sharepoint/v3/contenttype/forms"/>
-  </ds:schemaRefs>
-</ds:datastoreItem>
 </file>